--- a/docs/Project_Architecture_Refactoring_Plan.docx
+++ b/docs/Project_Architecture_Refactoring_Plan.docx
@@ -20,7 +20,7 @@
     </w:p>
     <w:p>
       <w:r>
-        <w:t>The pre-existing monolithic codebase inherently hindered academic reproducibility and execution scaling due to interwoven data transformations, optimization logic, and plotting functions existing entirely inside contiguous static script scopes. By modularizing the structural layers, independent variable testing, automated robustness arrays, and empirical auditing are fundamentally streamlined.</w:t>
+        <w:t>The pre-existing monolithic empirical modeling framework inherently hindered academic reproducibility and execution scaling due to interwoven data transformations, optimization logic, and plotting functions existing entirely inside contiguous static scopes. By modularizing the structural layers, independent variable testing, automated robustness arrays, and empirical auditing are fundamentally streamlined.</w:t>
       </w:r>
     </w:p>
     <w:p>
@@ -33,7 +33,7 @@
     </w:p>
     <w:p>
       <w:r>
-        <w:t>Abstracting the deterministic parameters into central `config/project_config.yaml` nodes guarantees that any independent researcher executing the primary logic wrappers will universally reconstruct identical metric arrays. Decoupling the pipeline guarantees that data manipulation strictly precedes matrix optimization linearly.</w:t>
+        <w:t>Abstracting the deterministic parameters into central configuration nodes guarantees that any independent researcher executing the primary estimation sequence will universally reconstruct identical metric arrays. Decoupling the econometric pipeline guarantees that data manipulation strictly precedes matrix optimization linearly.</w:t>
       </w:r>
     </w:p>
     <w:p>
@@ -46,7 +46,7 @@
     </w:p>
     <w:p>
       <w:r>
-        <w:t>Scripts deemed obsolete subsequent to the modular mapping have been definitively isolated within the `/legacy/` directory scope, maintaining a complete historical operational record without obfuscating the primary academic pipeline.</w:t>
+        <w:t>Legacy estimation architectures deemed obsolete subsequent to the modular mapping have been definitively isolated within the `/legacy/` directory scope, maintaining a complete historical operational record without obfuscating the primary econometric pipeline.</w:t>
       </w:r>
     </w:p>
     <w:p>
